--- a/backend/templates/fsic-bfp-new.docx
+++ b/backend/templates/fsic-bfp-new.docx
@@ -1406,6 +1406,7 @@
         </w:rPr>
         <w:t xml:space="preserve">                                     FOR BUSINESS PERMIT (</w:t>
       </w:r>
+      <w:bookmarkStart w:id="1" w:name="_GoBack"/>
       <w:r>
         <w:rPr>
           <w:rFonts w:ascii="Arial" w:hAnsi="Arial" w:cs="Arial"/>
@@ -1417,6 +1418,7 @@
         </w:rPr>
         <w:t>NEW</w:t>
       </w:r>
+      <w:bookmarkEnd w:id="1"/>
       <w:r>
         <w:rPr>
           <w:rFonts w:ascii="Arial" w:hAnsi="Arial" w:cs="Arial"/>
@@ -1630,8 +1632,6 @@
           <w:szCs w:val="16"/>
         </w:rPr>
       </w:pPr>
-      <w:bookmarkStart w:id="1" w:name="_GoBack"/>
-      <w:bookmarkEnd w:id="1"/>
     </w:p>
     <w:p>
       <w:pPr>
@@ -4237,12 +4237,12 @@
               <wp:anchor distT="0" distB="0" distL="114300" distR="114300" simplePos="0" relativeHeight="251678720" behindDoc="1" locked="0" layoutInCell="1" allowOverlap="1">
                 <wp:simplePos x="0" y="0"/>
                 <wp:positionH relativeFrom="column">
-                  <wp:posOffset>2988310</wp:posOffset>
+                  <wp:posOffset>2889250</wp:posOffset>
                 </wp:positionH>
                 <wp:positionV relativeFrom="paragraph">
                   <wp:posOffset>79375</wp:posOffset>
                 </wp:positionV>
-                <wp:extent cx="2945765" cy="258445"/>
+                <wp:extent cx="3181985" cy="327660"/>
                 <wp:effectExtent l="0" t="0" r="0" b="0"/>
                 <wp:wrapNone/>
                 <wp:docPr id="20" name="Text Box 20"/>
@@ -4254,7 +4254,7 @@
                       <wps:spPr>
                         <a:xfrm>
                           <a:off x="0" y="0"/>
-                          <a:ext cx="2945765" cy="258445"/>
+                          <a:ext cx="3181985" cy="327660"/>
                         </a:xfrm>
                         <a:prstGeom prst="rect">
                           <a:avLst/>
@@ -4283,32 +4283,20 @@
                         <w:txbxContent>
                           <w:p>
                             <w:pPr>
-                              <w:spacing w:line="240" w:lineRule="auto"/>
                               <w:jc w:val="center"/>
                               <w:rPr>
-                                <w:rFonts w:eastAsia="Arial" w:cstheme="minorHAnsi"/>
+                                <w:rFonts w:hint="default" w:ascii="Arial" w:hAnsi="Arial" w:cs="Arial"/>
                                 <w:b/>
-                                <w:bCs/>
-                                <w:u w:val="single"/>
                               </w:rPr>
                             </w:pPr>
                             <w:r>
                               <w:rPr>
-                                <w:rFonts w:ascii="Arial" w:hAnsi="Arial" w:cs="Arial"/>
-                                <w:sz w:val="20"/>
-                                <w:szCs w:val="20"/>
-                              </w:rPr>
-                              <w:t>Chief, Fire Safety Enforcement Section</w:t>
-                            </w:r>
-                          </w:p>
-                          <w:p>
-                            <w:pPr>
-                              <w:jc w:val="center"/>
-                              <w:rPr>
-                                <w:rFonts w:cstheme="minorHAnsi"/>
-                                <w:b/>
-                              </w:rPr>
-                            </w:pPr>
+                                <w:rFonts w:hint="default" w:ascii="Arial" w:hAnsi="Arial" w:eastAsia="SimSun" w:cs="Arial"/>
+                                <w:sz w:val="24"/>
+                                <w:szCs w:val="24"/>
+                              </w:rPr>
+                              <w:t>{CHIEF_POSITION}</w:t>
+                            </w:r>
                           </w:p>
                         </w:txbxContent>
                       </wps:txbx>
@@ -4323,7 +4311,7 @@
           </mc:Choice>
           <mc:Fallback>
             <w:pict>
-              <v:shape id="_x0000_s1026" o:spid="_x0000_s1026" o:spt="202" type="#_x0000_t202" style="position:absolute;left:0pt;margin-left:235.3pt;margin-top:6.25pt;height:20.35pt;width:231.95pt;z-index:-251637760;mso-width-relative:page;mso-height-relative:page;" filled="f" stroked="f" coordsize="21600,21600" o:gfxdata="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">
+              <v:shape id="_x0000_s1026" o:spid="_x0000_s1026" o:spt="202" type="#_x0000_t202" style="position:absolute;left:0pt;margin-left:227.5pt;margin-top:6.25pt;height:25.8pt;width:250.55pt;z-index:-251637760;mso-width-relative:page;mso-height-relative:page;" filled="f" stroked="f" coordsize="21600,21600" o:gfxdata="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">
                 <v:fill on="f" focussize="0,0"/>
                 <v:stroke on="f" weight="0.5pt"/>
                 <v:imagedata o:title=""/>
@@ -4332,32 +4320,20 @@
                   <w:txbxContent>
                     <w:p>
                       <w:pPr>
-                        <w:spacing w:line="240" w:lineRule="auto"/>
                         <w:jc w:val="center"/>
                         <w:rPr>
-                          <w:rFonts w:eastAsia="Arial" w:cstheme="minorHAnsi"/>
+                          <w:rFonts w:hint="default" w:ascii="Arial" w:hAnsi="Arial" w:cs="Arial"/>
                           <w:b/>
-                          <w:bCs/>
-                          <w:u w:val="single"/>
                         </w:rPr>
                       </w:pPr>
                       <w:r>
                         <w:rPr>
-                          <w:rFonts w:ascii="Arial" w:hAnsi="Arial" w:cs="Arial"/>
-                          <w:sz w:val="20"/>
-                          <w:szCs w:val="20"/>
-                        </w:rPr>
-                        <w:t>Chief, Fire Safety Enforcement Section</w:t>
-                      </w:r>
-                    </w:p>
-                    <w:p>
-                      <w:pPr>
-                        <w:jc w:val="center"/>
-                        <w:rPr>
-                          <w:rFonts w:cstheme="minorHAnsi"/>
-                          <w:b/>
-                        </w:rPr>
-                      </w:pPr>
+                          <w:rFonts w:hint="default" w:ascii="Arial" w:hAnsi="Arial" w:eastAsia="SimSun" w:cs="Arial"/>
+                          <w:sz w:val="24"/>
+                          <w:szCs w:val="24"/>
+                        </w:rPr>
+                        <w:t>{CHIEF_POSITION}</w:t>
+                      </w:r>
                     </w:p>
                   </w:txbxContent>
                 </v:textbox>

--- a/backend/templates/fsic-bfp-new.docx
+++ b/backend/templates/fsic-bfp-new.docx
@@ -1406,7 +1406,6 @@
         </w:rPr>
         <w:t xml:space="preserve">                                     FOR BUSINESS PERMIT (</w:t>
       </w:r>
-      <w:bookmarkStart w:id="1" w:name="_GoBack"/>
       <w:r>
         <w:rPr>
           <w:rFonts w:ascii="Arial" w:hAnsi="Arial" w:cs="Arial"/>
@@ -1418,7 +1417,6 @@
         </w:rPr>
         <w:t>NEW</w:t>
       </w:r>
-      <w:bookmarkEnd w:id="1"/>
       <w:r>
         <w:rPr>
           <w:rFonts w:ascii="Arial" w:hAnsi="Arial" w:cs="Arial"/>
@@ -2472,7 +2470,9 @@
         </w:rPr>
         <w:t xml:space="preserve">                                                                                 (Address)</w:t>
       </w:r>
+      <w:bookmarkStart w:id="1" w:name="_GoBack"/>
     </w:p>
+    <w:bookmarkEnd w:id="1"/>
     <w:p>
       <w:pPr>
         <w:spacing w:after="0"/>
@@ -4287,13 +4287,15 @@
                               <w:rPr>
                                 <w:rFonts w:hint="default" w:ascii="Arial" w:hAnsi="Arial" w:cs="Arial"/>
                                 <w:b/>
+                                <w:sz w:val="20"/>
+                                <w:szCs w:val="20"/>
                               </w:rPr>
                             </w:pPr>
                             <w:r>
                               <w:rPr>
                                 <w:rFonts w:hint="default" w:ascii="Arial" w:hAnsi="Arial" w:eastAsia="SimSun" w:cs="Arial"/>
-                                <w:sz w:val="24"/>
-                                <w:szCs w:val="24"/>
+                                <w:sz w:val="20"/>
+                                <w:szCs w:val="20"/>
                               </w:rPr>
                               <w:t>{CHIEF_POSITION}</w:t>
                             </w:r>
@@ -4324,13 +4326,15 @@
                         <w:rPr>
                           <w:rFonts w:hint="default" w:ascii="Arial" w:hAnsi="Arial" w:cs="Arial"/>
                           <w:b/>
+                          <w:sz w:val="20"/>
+                          <w:szCs w:val="20"/>
                         </w:rPr>
                       </w:pPr>
                       <w:r>
                         <w:rPr>
                           <w:rFonts w:hint="default" w:ascii="Arial" w:hAnsi="Arial" w:eastAsia="SimSun" w:cs="Arial"/>
-                          <w:sz w:val="24"/>
-                          <w:szCs w:val="24"/>
+                          <w:sz w:val="20"/>
+                          <w:szCs w:val="20"/>
                         </w:rPr>
                         <w:t>{CHIEF_POSITION}</w:t>
                       </w:r>

--- a/backend/templates/fsic-bfp-new.docx
+++ b/backend/templates/fsic-bfp-new.docx
@@ -1905,6 +1905,8 @@
         </w:rPr>
         <w:t xml:space="preserve"> of  ____________________________________________________________________________________</w:t>
       </w:r>
+      <w:bookmarkStart w:id="1" w:name="_GoBack"/>
+      <w:bookmarkEnd w:id="1"/>
     </w:p>
     <w:p>
       <w:pPr>
@@ -2470,9 +2472,7 @@
         </w:rPr>
         <w:t xml:space="preserve">                                                                                 (Address)</w:t>
       </w:r>
-      <w:bookmarkStart w:id="1" w:name="_GoBack"/>
     </w:p>
-    <w:bookmarkEnd w:id="1"/>
     <w:p>
       <w:pPr>
         <w:spacing w:after="0"/>
@@ -6081,6 +6081,156 @@
       <w:r>
         <w:rPr>
           <w:rFonts w:ascii="Arial" w:hAnsi="Arial" w:cs="Arial"/>
+          <w:lang w:val="en-US" w:eastAsia="en-US"/>
+        </w:rPr>
+        <mc:AlternateContent>
+          <mc:Choice Requires="wps">
+            <w:drawing>
+              <wp:anchor distT="0" distB="0" distL="114300" distR="114300" simplePos="0" relativeHeight="251671552" behindDoc="1" locked="0" layoutInCell="1" allowOverlap="1">
+                <wp:simplePos x="0" y="0"/>
+                <wp:positionH relativeFrom="column">
+                  <wp:posOffset>-743585</wp:posOffset>
+                </wp:positionH>
+                <wp:positionV relativeFrom="paragraph">
+                  <wp:posOffset>421640</wp:posOffset>
+                </wp:positionV>
+                <wp:extent cx="2409825" cy="266700"/>
+                <wp:effectExtent l="0" t="0" r="0" b="0"/>
+                <wp:wrapNone/>
+                <wp:docPr id="307" name="Text Box 2"/>
+                <wp:cNvGraphicFramePr/>
+                <a:graphic xmlns:a="http://schemas.openxmlformats.org/drawingml/2006/main">
+                  <a:graphicData uri="http://schemas.microsoft.com/office/word/2010/wordprocessingShape">
+                    <wps:wsp>
+                      <wps:cNvSpPr txBox="1">
+                        <a:spLocks noChangeArrowheads="1"/>
+                      </wps:cNvSpPr>
+                      <wps:spPr bwMode="auto">
+                        <a:xfrm>
+                          <a:off x="0" y="0"/>
+                          <a:ext cx="2409825" cy="266700"/>
+                        </a:xfrm>
+                        <a:prstGeom prst="rect">
+                          <a:avLst/>
+                        </a:prstGeom>
+                        <a:noFill/>
+                        <a:ln w="9525">
+                          <a:noFill/>
+                          <a:miter lim="800000"/>
+                        </a:ln>
+                      </wps:spPr>
+                      <wps:txbx>
+                        <w:txbxContent>
+                          <w:p>
+                            <w:pPr>
+                              <w:spacing w:after="0" w:line="240" w:lineRule="auto"/>
+                              <w:ind w:left="-180" w:right="-180" w:firstLine="90"/>
+                              <w:rPr>
+                                <w:rFonts w:ascii="Arial" w:hAnsi="Arial" w:cs="Arial"/>
+                                <w:b/>
+                                <w:i/>
+                                <w:sz w:val="6"/>
+                                <w:szCs w:val="6"/>
+                              </w:rPr>
+                            </w:pPr>
+                            <w:r>
+                              <w:rPr>
+                                <w:rFonts w:ascii="Arial" w:hAnsi="Arial" w:cs="Arial"/>
+                                <w:b/>
+                                <w:sz w:val="14"/>
+                                <w:szCs w:val="14"/>
+                              </w:rPr>
+                              <w:t>BFP-QSF-FSED-005 Rev. 03 (03.</w:t>
+                            </w:r>
+                            <w:r>
+                              <w:rPr>
+                                <w:rFonts w:ascii="Arial" w:hAnsi="Arial" w:cs="Arial"/>
+                                <w:b/>
+                                <w:sz w:val="12"/>
+                                <w:szCs w:val="12"/>
+                              </w:rPr>
+                              <w:t>03</w:t>
+                            </w:r>
+                            <w:r>
+                              <w:rPr>
+                                <w:rFonts w:ascii="Arial" w:hAnsi="Arial" w:cs="Arial"/>
+                                <w:b/>
+                                <w:sz w:val="14"/>
+                                <w:szCs w:val="14"/>
+                              </w:rPr>
+                              <w:t xml:space="preserve">.20) </w:t>
+                            </w:r>
+                          </w:p>
+                        </w:txbxContent>
+                      </wps:txbx>
+                      <wps:bodyPr rot="0" vert="horz" wrap="square" lIns="91440" tIns="45720" rIns="91440" bIns="45720" anchor="t" anchorCtr="0">
+                        <a:noAutofit/>
+                      </wps:bodyPr>
+                    </wps:wsp>
+                  </a:graphicData>
+                </a:graphic>
+              </wp:anchor>
+            </w:drawing>
+          </mc:Choice>
+          <mc:Fallback>
+            <w:pict>
+              <v:shape id="Text Box 2" o:spid="_x0000_s1026" o:spt="202" type="#_x0000_t202" style="position:absolute;left:0pt;margin-left:-58.55pt;margin-top:33.2pt;height:21pt;width:189.75pt;z-index:-251644928;mso-width-relative:page;mso-height-relative:page;" filled="f" stroked="f" coordsize="21600,21600" o:gfxdata="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">
+                <v:fill on="f" focussize="0,0"/>
+                <v:stroke on="f" miterlimit="8" joinstyle="miter"/>
+                <v:imagedata o:title=""/>
+                <o:lock v:ext="edit" aspectratio="f"/>
+                <v:textbox>
+                  <w:txbxContent>
+                    <w:p>
+                      <w:pPr>
+                        <w:spacing w:after="0" w:line="240" w:lineRule="auto"/>
+                        <w:ind w:left="-180" w:right="-180" w:firstLine="90"/>
+                        <w:rPr>
+                          <w:rFonts w:ascii="Arial" w:hAnsi="Arial" w:cs="Arial"/>
+                          <w:b/>
+                          <w:i/>
+                          <w:sz w:val="6"/>
+                          <w:szCs w:val="6"/>
+                        </w:rPr>
+                      </w:pPr>
+                      <w:r>
+                        <w:rPr>
+                          <w:rFonts w:ascii="Arial" w:hAnsi="Arial" w:cs="Arial"/>
+                          <w:b/>
+                          <w:sz w:val="14"/>
+                          <w:szCs w:val="14"/>
+                        </w:rPr>
+                        <w:t>BFP-QSF-FSED-005 Rev. 03 (03.</w:t>
+                      </w:r>
+                      <w:r>
+                        <w:rPr>
+                          <w:rFonts w:ascii="Arial" w:hAnsi="Arial" w:cs="Arial"/>
+                          <w:b/>
+                          <w:sz w:val="12"/>
+                          <w:szCs w:val="12"/>
+                        </w:rPr>
+                        <w:t>03</w:t>
+                      </w:r>
+                      <w:r>
+                        <w:rPr>
+                          <w:rFonts w:ascii="Arial" w:hAnsi="Arial" w:cs="Arial"/>
+                          <w:b/>
+                          <w:sz w:val="14"/>
+                          <w:szCs w:val="14"/>
+                        </w:rPr>
+                        <w:t xml:space="preserve">.20) </w:t>
+                      </w:r>
+                    </w:p>
+                  </w:txbxContent>
+                </v:textbox>
+              </v:shape>
+            </w:pict>
+          </mc:Fallback>
+        </mc:AlternateContent>
+      </w:r>
+      <w:r>
+        <w:rPr>
+          <w:rFonts w:ascii="Arial" w:hAnsi="Arial" w:cs="Arial"/>
           <w:sz w:val="20"/>
           <w:szCs w:val="20"/>
           <w:lang w:val="en-US" w:eastAsia="en-US"/>
@@ -6138,156 +6288,6 @@
             </a:graphic>
           </wp:anchor>
         </w:drawing>
-      </w:r>
-      <w:r>
-        <w:rPr>
-          <w:rFonts w:ascii="Arial" w:hAnsi="Arial" w:cs="Arial"/>
-          <w:lang w:val="en-US" w:eastAsia="en-US"/>
-        </w:rPr>
-        <mc:AlternateContent>
-          <mc:Choice Requires="wps">
-            <w:drawing>
-              <wp:anchor distT="0" distB="0" distL="114300" distR="114300" simplePos="0" relativeHeight="251671552" behindDoc="1" locked="0" layoutInCell="1" allowOverlap="1">
-                <wp:simplePos x="0" y="0"/>
-                <wp:positionH relativeFrom="column">
-                  <wp:posOffset>-743585</wp:posOffset>
-                </wp:positionH>
-                <wp:positionV relativeFrom="paragraph">
-                  <wp:posOffset>581660</wp:posOffset>
-                </wp:positionV>
-                <wp:extent cx="2409825" cy="266700"/>
-                <wp:effectExtent l="0" t="0" r="0" b="0"/>
-                <wp:wrapNone/>
-                <wp:docPr id="307" name="Text Box 2"/>
-                <wp:cNvGraphicFramePr/>
-                <a:graphic xmlns:a="http://schemas.openxmlformats.org/drawingml/2006/main">
-                  <a:graphicData uri="http://schemas.microsoft.com/office/word/2010/wordprocessingShape">
-                    <wps:wsp>
-                      <wps:cNvSpPr txBox="1">
-                        <a:spLocks noChangeArrowheads="1"/>
-                      </wps:cNvSpPr>
-                      <wps:spPr bwMode="auto">
-                        <a:xfrm>
-                          <a:off x="0" y="0"/>
-                          <a:ext cx="2409825" cy="266700"/>
-                        </a:xfrm>
-                        <a:prstGeom prst="rect">
-                          <a:avLst/>
-                        </a:prstGeom>
-                        <a:noFill/>
-                        <a:ln w="9525">
-                          <a:noFill/>
-                          <a:miter lim="800000"/>
-                        </a:ln>
-                      </wps:spPr>
-                      <wps:txbx>
-                        <w:txbxContent>
-                          <w:p>
-                            <w:pPr>
-                              <w:spacing w:after="0" w:line="240" w:lineRule="auto"/>
-                              <w:ind w:left="-180" w:right="-180" w:firstLine="90"/>
-                              <w:rPr>
-                                <w:rFonts w:ascii="Arial" w:hAnsi="Arial" w:cs="Arial"/>
-                                <w:b/>
-                                <w:i/>
-                                <w:sz w:val="6"/>
-                                <w:szCs w:val="6"/>
-                              </w:rPr>
-                            </w:pPr>
-                            <w:r>
-                              <w:rPr>
-                                <w:rFonts w:ascii="Arial" w:hAnsi="Arial" w:cs="Arial"/>
-                                <w:b/>
-                                <w:sz w:val="14"/>
-                                <w:szCs w:val="14"/>
-                              </w:rPr>
-                              <w:t>BFP-QSF-FSED-005 Rev. 03 (03.</w:t>
-                            </w:r>
-                            <w:r>
-                              <w:rPr>
-                                <w:rFonts w:ascii="Arial" w:hAnsi="Arial" w:cs="Arial"/>
-                                <w:b/>
-                                <w:sz w:val="12"/>
-                                <w:szCs w:val="12"/>
-                              </w:rPr>
-                              <w:t>03</w:t>
-                            </w:r>
-                            <w:r>
-                              <w:rPr>
-                                <w:rFonts w:ascii="Arial" w:hAnsi="Arial" w:cs="Arial"/>
-                                <w:b/>
-                                <w:sz w:val="14"/>
-                                <w:szCs w:val="14"/>
-                              </w:rPr>
-                              <w:t xml:space="preserve">.20) </w:t>
-                            </w:r>
-                          </w:p>
-                        </w:txbxContent>
-                      </wps:txbx>
-                      <wps:bodyPr rot="0" vert="horz" wrap="square" lIns="91440" tIns="45720" rIns="91440" bIns="45720" anchor="t" anchorCtr="0">
-                        <a:noAutofit/>
-                      </wps:bodyPr>
-                    </wps:wsp>
-                  </a:graphicData>
-                </a:graphic>
-              </wp:anchor>
-            </w:drawing>
-          </mc:Choice>
-          <mc:Fallback>
-            <w:pict>
-              <v:shape id="Text Box 2" o:spid="_x0000_s1026" o:spt="202" type="#_x0000_t202" style="position:absolute;left:0pt;margin-left:-58.55pt;margin-top:45.8pt;height:21pt;width:189.75pt;z-index:-251644928;mso-width-relative:page;mso-height-relative:page;" filled="f" stroked="f" coordsize="21600,21600" o:gfxdata="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">
-                <v:fill on="f" focussize="0,0"/>
-                <v:stroke on="f" miterlimit="8" joinstyle="miter"/>
-                <v:imagedata o:title=""/>
-                <o:lock v:ext="edit" aspectratio="f"/>
-                <v:textbox>
-                  <w:txbxContent>
-                    <w:p>
-                      <w:pPr>
-                        <w:spacing w:after="0" w:line="240" w:lineRule="auto"/>
-                        <w:ind w:left="-180" w:right="-180" w:firstLine="90"/>
-                        <w:rPr>
-                          <w:rFonts w:ascii="Arial" w:hAnsi="Arial" w:cs="Arial"/>
-                          <w:b/>
-                          <w:i/>
-                          <w:sz w:val="6"/>
-                          <w:szCs w:val="6"/>
-                        </w:rPr>
-                      </w:pPr>
-                      <w:r>
-                        <w:rPr>
-                          <w:rFonts w:ascii="Arial" w:hAnsi="Arial" w:cs="Arial"/>
-                          <w:b/>
-                          <w:sz w:val="14"/>
-                          <w:szCs w:val="14"/>
-                        </w:rPr>
-                        <w:t>BFP-QSF-FSED-005 Rev. 03 (03.</w:t>
-                      </w:r>
-                      <w:r>
-                        <w:rPr>
-                          <w:rFonts w:ascii="Arial" w:hAnsi="Arial" w:cs="Arial"/>
-                          <w:b/>
-                          <w:sz w:val="12"/>
-                          <w:szCs w:val="12"/>
-                        </w:rPr>
-                        <w:t>03</w:t>
-                      </w:r>
-                      <w:r>
-                        <w:rPr>
-                          <w:rFonts w:ascii="Arial" w:hAnsi="Arial" w:cs="Arial"/>
-                          <w:b/>
-                          <w:sz w:val="14"/>
-                          <w:szCs w:val="14"/>
-                        </w:rPr>
-                        <w:t xml:space="preserve">.20) </w:t>
-                      </w:r>
-                    </w:p>
-                  </w:txbxContent>
-                </v:textbox>
-              </v:shape>
-            </w:pict>
-          </mc:Fallback>
-        </mc:AlternateContent>
       </w:r>
       <w:bookmarkEnd w:id="0"/>
     </w:p>

--- a/backend/templates/fsic-bfp-new.docx
+++ b/backend/templates/fsic-bfp-new.docx
@@ -1905,8 +1905,6 @@
         </w:rPr>
         <w:t xml:space="preserve"> of  ____________________________________________________________________________________</w:t>
       </w:r>
-      <w:bookmarkStart w:id="1" w:name="_GoBack"/>
-      <w:bookmarkEnd w:id="1"/>
     </w:p>
     <w:p>
       <w:pPr>
@@ -5646,9 +5644,10 @@
       <w:pPr>
         <w:spacing w:after="0" w:line="240" w:lineRule="auto"/>
         <w:rPr>
-          <w:rFonts w:ascii="Arial" w:hAnsi="Arial" w:cs="Arial"/>
-          <w:sz w:val="20"/>
-          <w:szCs w:val="20"/>
+          <w:rFonts w:hint="default" w:ascii="Arial" w:hAnsi="Arial" w:cs="Arial"/>
+          <w:sz w:val="20"/>
+          <w:szCs w:val="20"/>
+          <w:lang w:val="en-US"/>
         </w:rPr>
       </w:pPr>
       <w:r>
@@ -5839,7 +5838,27 @@
           <w:sz w:val="20"/>
           <w:szCs w:val="20"/>
         </w:rPr>
-        <w:t xml:space="preserve">                                              District Fire Marshal</w:t>
+        <w:t xml:space="preserve">                                              </w:t>
+      </w:r>
+      <w:r>
+        <w:rPr>
+          <w:rFonts w:hint="default" w:ascii="Arial" w:hAnsi="Arial" w:cs="Arial"/>
+          <w:sz w:val="20"/>
+          <w:szCs w:val="20"/>
+          <w:lang w:val="en-US"/>
+        </w:rPr>
+        <w:t>{MARSHAL_POSITION</w:t>
+      </w:r>
+      <w:bookmarkStart w:id="1" w:name="_GoBack"/>
+      <w:bookmarkEnd w:id="1"/>
+      <w:r>
+        <w:rPr>
+          <w:rFonts w:hint="default" w:ascii="Arial" w:hAnsi="Arial" w:cs="Arial"/>
+          <w:sz w:val="20"/>
+          <w:szCs w:val="20"/>
+          <w:lang w:val="en-US"/>
+        </w:rPr>
+        <w:t>}</w:t>
       </w:r>
     </w:p>
     <w:p>
